--- a/examples/datasets/doc/12-bioenergy.docx
+++ b/examples/datasets/doc/12-bioenergy.docx
@@ -561,7 +561,16 @@
         <w:rPr>
           <w:rStyle w:val="VerbatimChar"/>
         </w:rPr>
-        <w:t xml:space="preserve">## [1] "usa_bio_consumption"     "usa_bio_production"      "china_bio_consumption"   "china_bio_production"    "germany_bio_consumption" "germany_bio_production"</w:t>
+        <w:t xml:space="preserve">## [1] "usa_bio_consumption"     "usa_bio_production"      "china_bio_consumption"   "china_bio_production"   </w:t>
+      </w:r>
+      <w:r>
+        <w:br/>
+      </w:r>
+      <w:r>
+        <w:rPr>
+          <w:rStyle w:val="VerbatimChar"/>
+        </w:rPr>
+        <w:t xml:space="preserve">## [5] "germany_bio_consumption" "germany_bio_production"</w:t>
       </w:r>
     </w:p>
     <w:p>
